--- a/PRIMERA FASE DEL PROYECTO INTEGRADOR.docx
+++ b/PRIMERA FASE DEL PROYECTO INTEGRADOR.docx
@@ -839,6 +839,9 @@
         </w:drawing>
       </w:r>
       <w:r>
+        <w:rPr>
+          <w:noProof/>
+        </w:rPr>
         <w:drawing>
           <wp:anchor distT="0" distB="0" distL="114300" distR="114300" simplePos="0" relativeHeight="251658240" behindDoc="1" locked="0" layoutInCell="1" allowOverlap="1">
             <wp:simplePos x="0" y="0"/>
@@ -1042,7 +1045,10 @@
           <w:numId w:val="3"/>
         </w:numPr>
         <w:rPr>
-          <w:rFonts w:asciiTheme="minorHAnsi" w:hAnsiTheme="minorHAnsi" w:cstheme="minorHAnsi"/>
+          <w:rStyle w:val="Hipervnculo"/>
+          <w:rFonts w:asciiTheme="minorHAnsi" w:hAnsiTheme="minorHAnsi" w:cstheme="minorHAnsi"/>
+          <w:color w:val="auto"/>
+          <w:u w:val="none"/>
         </w:rPr>
       </w:pPr>
       <w:r>
@@ -1071,6 +1077,53 @@
     <w:p>
       <w:pPr>
         <w:pStyle w:val="NormalWeb"/>
+        <w:numPr>
+          <w:ilvl w:val="0"/>
+          <w:numId w:val="3"/>
+        </w:numPr>
+        <w:rPr>
+          <w:rFonts w:asciiTheme="minorHAnsi" w:hAnsiTheme="minorHAnsi" w:cstheme="minorHAnsi"/>
+          <w:lang w:val="es-ES"/>
+        </w:rPr>
+      </w:pPr>
+      <w:r>
+        <w:rPr>
+          <w:rFonts w:asciiTheme="minorHAnsi" w:hAnsiTheme="minorHAnsi" w:cstheme="minorHAnsi"/>
+          <w:u w:val="single"/>
+          <w:lang w:val="es-ES"/>
+        </w:rPr>
+        <w:t xml:space="preserve">Carpeta Drive del </w:t>
+      </w:r>
+      <w:proofErr w:type="spellStart"/>
+      <w:r>
+        <w:rPr>
+          <w:rFonts w:asciiTheme="minorHAnsi" w:hAnsiTheme="minorHAnsi" w:cstheme="minorHAnsi"/>
+          <w:u w:val="single"/>
+          <w:lang w:val="es-ES"/>
+        </w:rPr>
+        <w:t>Hno</w:t>
+      </w:r>
+      <w:proofErr w:type="spellEnd"/>
+      <w:r>
+        <w:rPr>
+          <w:rFonts w:asciiTheme="minorHAnsi" w:hAnsiTheme="minorHAnsi" w:cstheme="minorHAnsi"/>
+          <w:u w:val="single"/>
+          <w:lang w:val="es-ES"/>
+        </w:rPr>
+        <w:t xml:space="preserve"> </w:t>
+      </w:r>
+      <w:r>
+        <w:rPr>
+          <w:rFonts w:asciiTheme="minorHAnsi" w:hAnsiTheme="minorHAnsi" w:cstheme="minorHAnsi"/>
+          <w:u w:val="single"/>
+          <w:lang w:val="es-ES"/>
+        </w:rPr>
+        <w:t>Santiago.</w:t>
+      </w:r>
+    </w:p>
+    <w:p>
+      <w:pPr>
+        <w:pStyle w:val="NormalWeb"/>
         <w:jc w:val="center"/>
         <w:rPr>
           <w:rFonts w:asciiTheme="minorHAnsi" w:hAnsiTheme="minorHAnsi" w:cstheme="minorHAnsi"/>
@@ -2314,8 +2367,6 @@
         </w:rPr>
         <w:t>legado</w:t>
       </w:r>
-      <w:bookmarkStart w:id="0" w:name="_GoBack"/>
-      <w:bookmarkEnd w:id="0"/>
       <w:proofErr w:type="spellEnd"/>
     </w:p>
     <w:p>
@@ -2409,6 +2460,7 @@
           <w:sz w:val="24"/>
           <w:szCs w:val="24"/>
         </w:rPr>
+        <w:lastRenderedPageBreak/>
         <w:t>El papa Juan Pablo II</w:t>
       </w:r>
     </w:p>
@@ -2466,23 +2518,392 @@
     </w:p>
     <w:p>
       <w:pPr>
-        <w:pStyle w:val="NormalWeb"/>
-        <w:rPr>
-          <w:rFonts w:asciiTheme="minorHAnsi" w:hAnsiTheme="minorHAnsi" w:cstheme="minorHAnsi"/>
-          <w:lang w:val="es-ES"/>
-        </w:rPr>
-      </w:pPr>
-    </w:p>
-    <w:p>
-      <w:pPr>
-        <w:pStyle w:val="NormalWeb"/>
-        <w:rPr>
-          <w:rFonts w:asciiTheme="minorHAnsi" w:hAnsiTheme="minorHAnsi" w:cstheme="minorHAnsi"/>
+        <w:shd w:val="clear" w:color="auto" w:fill="FFFFFF"/>
+        <w:spacing w:before="100" w:beforeAutospacing="1" w:after="100" w:afterAutospacing="1" w:line="240" w:lineRule="auto"/>
+        <w:rPr>
+          <w:rFonts w:ascii="Segoe UI" w:hAnsi="Segoe UI" w:cs="Segoe UI"/>
+          <w:sz w:val="24"/>
+          <w:szCs w:val="24"/>
+          <w:lang w:val="es-ES"/>
+        </w:rPr>
+      </w:pPr>
+    </w:p>
+    <w:p>
+      <w:pPr>
+        <w:shd w:val="clear" w:color="auto" w:fill="FFFFFF"/>
+        <w:spacing w:before="100" w:beforeAutospacing="1" w:after="100" w:afterAutospacing="1" w:line="240" w:lineRule="auto"/>
+        <w:jc w:val="center"/>
+        <w:rPr>
+          <w:rFonts w:ascii="Segoe UI" w:hAnsi="Segoe UI" w:cs="Segoe UI"/>
+          <w:b/>
           <w:sz w:val="28"/>
           <w:szCs w:val="28"/>
           <w:lang w:val="es-ES"/>
         </w:rPr>
       </w:pPr>
+      <w:r>
+        <w:rPr>
+          <w:rFonts w:ascii="Segoe UI" w:hAnsi="Segoe UI" w:cs="Segoe UI"/>
+          <w:b/>
+          <w:sz w:val="28"/>
+          <w:szCs w:val="28"/>
+          <w:lang w:val="es-ES"/>
+        </w:rPr>
+        <w:t xml:space="preserve">Algunos pasajes de cartas que </w:t>
+      </w:r>
+      <w:proofErr w:type="spellStart"/>
+      <w:r>
+        <w:rPr>
+          <w:rFonts w:ascii="Segoe UI" w:hAnsi="Segoe UI" w:cs="Segoe UI"/>
+          <w:b/>
+          <w:sz w:val="28"/>
+          <w:szCs w:val="28"/>
+          <w:lang w:val="es-ES"/>
+        </w:rPr>
+        <w:t>Oteiza</w:t>
+      </w:r>
+      <w:proofErr w:type="spellEnd"/>
+      <w:r>
+        <w:rPr>
+          <w:rFonts w:ascii="Segoe UI" w:hAnsi="Segoe UI" w:cs="Segoe UI"/>
+          <w:b/>
+          <w:sz w:val="28"/>
+          <w:szCs w:val="28"/>
+          <w:lang w:val="es-ES"/>
+        </w:rPr>
+        <w:t xml:space="preserve"> escribió donde describe el martirio de sus hermanos de comunidad</w:t>
+      </w:r>
+    </w:p>
+    <w:p>
+      <w:pPr>
+        <w:shd w:val="clear" w:color="auto" w:fill="FFFFFF"/>
+        <w:spacing w:before="100" w:beforeAutospacing="1" w:after="100" w:afterAutospacing="1" w:line="240" w:lineRule="auto"/>
+        <w:rPr>
+          <w:rFonts w:ascii="Segoe UI" w:hAnsi="Segoe UI" w:cs="Segoe UI"/>
+          <w:sz w:val="24"/>
+          <w:szCs w:val="24"/>
+          <w:lang w:val="es-ES"/>
+        </w:rPr>
+      </w:pPr>
+      <w:r>
+        <w:rPr>
+          <w:rFonts w:ascii="Segoe UI" w:hAnsi="Segoe UI" w:cs="Segoe UI"/>
+          <w:sz w:val="24"/>
+          <w:szCs w:val="24"/>
+          <w:lang w:val="es-ES"/>
+        </w:rPr>
+        <w:t>“</w:t>
+      </w:r>
+      <w:r>
+        <w:rPr>
+          <w:rFonts w:ascii="Segoe UI" w:hAnsi="Segoe UI" w:cs="Segoe UI"/>
+          <w:sz w:val="24"/>
+          <w:szCs w:val="24"/>
+          <w:lang w:val="es-ES"/>
+        </w:rPr>
+        <w:t>Tenemos tres mártires en toda la extensión de la palabra, padr</w:t>
+      </w:r>
+      <w:r>
+        <w:rPr>
+          <w:rFonts w:ascii="Segoe UI" w:hAnsi="Segoe UI" w:cs="Segoe UI"/>
+          <w:sz w:val="24"/>
+          <w:szCs w:val="24"/>
+          <w:lang w:val="es-ES"/>
+        </w:rPr>
+        <w:t xml:space="preserve">e provincial. Hasta la fecha el </w:t>
+      </w:r>
+      <w:r>
+        <w:rPr>
+          <w:rFonts w:ascii="Segoe UI" w:hAnsi="Segoe UI" w:cs="Segoe UI"/>
+          <w:sz w:val="24"/>
+          <w:szCs w:val="24"/>
+          <w:lang w:val="es-ES"/>
+        </w:rPr>
+        <w:t>Señor no me ha juzgado digno de derramar mi sangre por Jesucris</w:t>
+      </w:r>
+      <w:r>
+        <w:rPr>
+          <w:rFonts w:ascii="Segoe UI" w:hAnsi="Segoe UI" w:cs="Segoe UI"/>
+          <w:sz w:val="24"/>
+          <w:szCs w:val="24"/>
+          <w:lang w:val="es-ES"/>
+        </w:rPr>
+        <w:t xml:space="preserve">to. No sé si me concederá tanta </w:t>
+      </w:r>
+      <w:r>
+        <w:rPr>
+          <w:rFonts w:ascii="Segoe UI" w:hAnsi="Segoe UI" w:cs="Segoe UI"/>
+          <w:sz w:val="24"/>
+          <w:szCs w:val="24"/>
+          <w:lang w:val="es-ES"/>
+        </w:rPr>
+        <w:t>dicha como la otorgada a mis santos hermanos. Aunque el Señor me infunde bastante fortaleza,</w:t>
+      </w:r>
+      <w:r>
+        <w:rPr>
+          <w:rFonts w:ascii="Segoe UI" w:hAnsi="Segoe UI" w:cs="Segoe UI"/>
+          <w:sz w:val="24"/>
+          <w:szCs w:val="24"/>
+          <w:lang w:val="es-ES"/>
+        </w:rPr>
+        <w:t xml:space="preserve"> </w:t>
+      </w:r>
+      <w:r>
+        <w:rPr>
+          <w:rFonts w:ascii="Segoe UI" w:hAnsi="Segoe UI" w:cs="Segoe UI"/>
+          <w:sz w:val="24"/>
+          <w:szCs w:val="24"/>
+          <w:lang w:val="es-ES"/>
+        </w:rPr>
+        <w:t>puede considerar cómo estará mi corazón. Nos ha visitado casi todo el pueblo, condoliéndose de</w:t>
+      </w:r>
+      <w:r>
+        <w:rPr>
+          <w:rFonts w:ascii="Segoe UI" w:hAnsi="Segoe UI" w:cs="Segoe UI"/>
+          <w:sz w:val="24"/>
+          <w:szCs w:val="24"/>
+          <w:lang w:val="es-ES"/>
+        </w:rPr>
+        <w:t xml:space="preserve"> </w:t>
+      </w:r>
+      <w:r>
+        <w:rPr>
+          <w:rFonts w:ascii="Segoe UI" w:hAnsi="Segoe UI" w:cs="Segoe UI"/>
+          <w:sz w:val="24"/>
+          <w:szCs w:val="24"/>
+          <w:lang w:val="es-ES"/>
+        </w:rPr>
+        <w:t>nuestra desgracia. Los de Peralta estaban empeñados en salvarnos, pero temían a los forasteros</w:t>
+      </w:r>
+      <w:r>
+        <w:rPr>
+          <w:rFonts w:ascii="Segoe UI" w:hAnsi="Segoe UI" w:cs="Segoe UI"/>
+          <w:sz w:val="24"/>
+          <w:szCs w:val="24"/>
+          <w:lang w:val="es-ES"/>
+        </w:rPr>
+        <w:t xml:space="preserve"> </w:t>
+      </w:r>
+      <w:r>
+        <w:rPr>
+          <w:rFonts w:ascii="Segoe UI" w:hAnsi="Segoe UI" w:cs="Segoe UI"/>
+          <w:sz w:val="24"/>
+          <w:szCs w:val="24"/>
+          <w:lang w:val="es-ES"/>
+        </w:rPr>
+        <w:t>venidos armados en camiones. Los del pueblo procuraron apa</w:t>
+      </w:r>
+      <w:r>
+        <w:rPr>
+          <w:rFonts w:ascii="Segoe UI" w:hAnsi="Segoe UI" w:cs="Segoe UI"/>
+          <w:sz w:val="24"/>
+          <w:szCs w:val="24"/>
+          <w:lang w:val="es-ES"/>
+        </w:rPr>
+        <w:t xml:space="preserve">ciguarlos. Al hno. Florentín lo </w:t>
+      </w:r>
+      <w:r>
+        <w:rPr>
+          <w:rFonts w:ascii="Segoe UI" w:hAnsi="Segoe UI" w:cs="Segoe UI"/>
+          <w:sz w:val="24"/>
+          <w:szCs w:val="24"/>
+          <w:lang w:val="es-ES"/>
+        </w:rPr>
+        <w:t>salvaron por anciano y a mí por enfermo.</w:t>
+      </w:r>
+      <w:r>
+        <w:rPr>
+          <w:rFonts w:ascii="Segoe UI" w:hAnsi="Segoe UI" w:cs="Segoe UI"/>
+          <w:sz w:val="24"/>
+          <w:szCs w:val="24"/>
+          <w:lang w:val="es-ES"/>
+        </w:rPr>
+        <w:t>”</w:t>
+      </w:r>
+    </w:p>
+    <w:p>
+      <w:pPr>
+        <w:shd w:val="clear" w:color="auto" w:fill="FFFFFF"/>
+        <w:spacing w:before="100" w:beforeAutospacing="1" w:after="100" w:afterAutospacing="1" w:line="240" w:lineRule="auto"/>
+        <w:rPr>
+          <w:rFonts w:ascii="Segoe UI" w:hAnsi="Segoe UI" w:cs="Segoe UI"/>
+          <w:sz w:val="24"/>
+          <w:szCs w:val="24"/>
+          <w:lang w:val="es-ES"/>
+        </w:rPr>
+      </w:pPr>
+    </w:p>
+    <w:p>
+      <w:pPr>
+        <w:shd w:val="clear" w:color="auto" w:fill="FFFFFF"/>
+        <w:spacing w:before="100" w:beforeAutospacing="1" w:after="100" w:afterAutospacing="1" w:line="240" w:lineRule="auto"/>
+        <w:rPr>
+          <w:rFonts w:ascii="Segoe UI" w:hAnsi="Segoe UI" w:cs="Segoe UI"/>
+          <w:sz w:val="24"/>
+          <w:szCs w:val="24"/>
+          <w:lang w:val="es-ES"/>
+        </w:rPr>
+      </w:pPr>
+      <w:r>
+        <w:rPr>
+          <w:rFonts w:ascii="Segoe UI" w:hAnsi="Segoe UI" w:cs="Segoe UI"/>
+          <w:sz w:val="24"/>
+          <w:szCs w:val="24"/>
+          <w:lang w:val="es-ES"/>
+        </w:rPr>
+        <w:t>“</w:t>
+      </w:r>
+      <w:r>
+        <w:rPr>
+          <w:rFonts w:ascii="Segoe UI" w:hAnsi="Segoe UI" w:cs="Segoe UI"/>
+          <w:sz w:val="24"/>
+          <w:szCs w:val="24"/>
+          <w:lang w:val="es-ES"/>
+        </w:rPr>
+        <w:t xml:space="preserve">El P. Segura, el hno. David y yo nos abrazamos tiernamente y nos </w:t>
+      </w:r>
+      <w:r>
+        <w:rPr>
+          <w:rFonts w:ascii="Segoe UI" w:hAnsi="Segoe UI" w:cs="Segoe UI"/>
+          <w:sz w:val="24"/>
+          <w:szCs w:val="24"/>
+          <w:lang w:val="es-ES"/>
+        </w:rPr>
+        <w:t xml:space="preserve">dijimos: Adiós, hasta el cielo. </w:t>
+      </w:r>
+      <w:r>
+        <w:rPr>
+          <w:rFonts w:ascii="Segoe UI" w:hAnsi="Segoe UI" w:cs="Segoe UI"/>
+          <w:sz w:val="24"/>
+          <w:szCs w:val="24"/>
+          <w:lang w:val="es-ES"/>
+        </w:rPr>
+        <w:t>Radiantes de alegría, se presentaron a los guardias que los llevaron a</w:t>
+      </w:r>
+      <w:r>
+        <w:rPr>
+          <w:rFonts w:ascii="Segoe UI" w:hAnsi="Segoe UI" w:cs="Segoe UI"/>
+          <w:sz w:val="24"/>
+          <w:szCs w:val="24"/>
+          <w:lang w:val="es-ES"/>
+        </w:rPr>
+        <w:t xml:space="preserve">l lugar del suplicio, Siento no </w:t>
+      </w:r>
+      <w:r>
+        <w:rPr>
+          <w:rFonts w:ascii="Segoe UI" w:hAnsi="Segoe UI" w:cs="Segoe UI"/>
+          <w:sz w:val="24"/>
+          <w:szCs w:val="24"/>
+          <w:lang w:val="es-ES"/>
+        </w:rPr>
+        <w:t>participar en su dicha. Tal vez, como inútil, el Señor me tenga r</w:t>
+      </w:r>
+      <w:r>
+        <w:rPr>
+          <w:rFonts w:ascii="Segoe UI" w:hAnsi="Segoe UI" w:cs="Segoe UI"/>
+          <w:sz w:val="24"/>
+          <w:szCs w:val="24"/>
+          <w:lang w:val="es-ES"/>
+        </w:rPr>
+        <w:t xml:space="preserve">eservada la pobre condición del </w:t>
+      </w:r>
+      <w:r>
+        <w:rPr>
+          <w:rFonts w:ascii="Segoe UI" w:hAnsi="Segoe UI" w:cs="Segoe UI"/>
+          <w:sz w:val="24"/>
+          <w:szCs w:val="24"/>
+          <w:lang w:val="es-ES"/>
+        </w:rPr>
+        <w:t xml:space="preserve">criado de Job, que se libró de la catástrofe para darla a conocer al </w:t>
+      </w:r>
+      <w:r>
+        <w:rPr>
+          <w:rFonts w:ascii="Segoe UI" w:hAnsi="Segoe UI" w:cs="Segoe UI"/>
+          <w:sz w:val="24"/>
+          <w:szCs w:val="24"/>
+          <w:lang w:val="es-ES"/>
+        </w:rPr>
+        <w:t xml:space="preserve">amo y que muertes tan gloriosas </w:t>
+      </w:r>
+      <w:r>
+        <w:rPr>
+          <w:rFonts w:ascii="Segoe UI" w:hAnsi="Segoe UI" w:cs="Segoe UI"/>
+          <w:sz w:val="24"/>
+          <w:szCs w:val="24"/>
+          <w:lang w:val="es-ES"/>
+        </w:rPr>
+        <w:t>no pasen desapercibidas. En fin, padre mío, si nos vemos en la tierra,</w:t>
+      </w:r>
+      <w:r>
+        <w:rPr>
+          <w:rFonts w:ascii="Segoe UI" w:hAnsi="Segoe UI" w:cs="Segoe UI"/>
+          <w:sz w:val="24"/>
+          <w:szCs w:val="24"/>
+          <w:lang w:val="es-ES"/>
+        </w:rPr>
+        <w:t xml:space="preserve"> hasta entonces, y si no, hasta </w:t>
+      </w:r>
+      <w:r>
+        <w:rPr>
+          <w:rFonts w:ascii="Segoe UI" w:hAnsi="Segoe UI" w:cs="Segoe UI"/>
+          <w:sz w:val="24"/>
+          <w:szCs w:val="24"/>
+          <w:lang w:val="es-ES"/>
+        </w:rPr>
+        <w:t>el cielo. Rueguen para que el Señor se compadezca de nuestros per</w:t>
+      </w:r>
+      <w:r>
+        <w:rPr>
+          <w:rFonts w:ascii="Segoe UI" w:hAnsi="Segoe UI" w:cs="Segoe UI"/>
+          <w:sz w:val="24"/>
+          <w:szCs w:val="24"/>
+          <w:lang w:val="es-ES"/>
+        </w:rPr>
+        <w:t xml:space="preserve">seguidores a quienes perdonamos </w:t>
+      </w:r>
+      <w:r>
+        <w:rPr>
+          <w:rFonts w:ascii="Segoe UI" w:hAnsi="Segoe UI" w:cs="Segoe UI"/>
+          <w:sz w:val="24"/>
+          <w:szCs w:val="24"/>
+          <w:lang w:val="es-ES"/>
+        </w:rPr>
+        <w:t>de todo corazón. (1-VIII-1936).</w:t>
+      </w:r>
+      <w:r>
+        <w:rPr>
+          <w:rFonts w:ascii="Segoe UI" w:hAnsi="Segoe UI" w:cs="Segoe UI"/>
+          <w:sz w:val="24"/>
+          <w:szCs w:val="24"/>
+          <w:lang w:val="es-ES"/>
+        </w:rPr>
+        <w:t>”</w:t>
+      </w:r>
+    </w:p>
+    <w:p>
+      <w:pPr>
+        <w:shd w:val="clear" w:color="auto" w:fill="FFFFFF"/>
+        <w:spacing w:before="100" w:beforeAutospacing="1" w:after="100" w:afterAutospacing="1" w:line="240" w:lineRule="auto"/>
+        <w:rPr>
+          <w:rFonts w:ascii="Segoe UI" w:hAnsi="Segoe UI" w:cs="Segoe UI"/>
+          <w:sz w:val="24"/>
+          <w:szCs w:val="24"/>
+          <w:lang w:val="es-ES"/>
+        </w:rPr>
+      </w:pPr>
+    </w:p>
+    <w:p>
+      <w:pPr>
+        <w:pStyle w:val="NormalWeb"/>
+        <w:rPr>
+          <w:rFonts w:asciiTheme="minorHAnsi" w:hAnsiTheme="minorHAnsi" w:cstheme="minorHAnsi"/>
+          <w:sz w:val="28"/>
+          <w:szCs w:val="28"/>
+          <w:lang w:val="es-ES"/>
+        </w:rPr>
+      </w:pPr>
+      <w:bookmarkStart w:id="0" w:name="_GoBack"/>
+      <w:bookmarkEnd w:id="0"/>
     </w:p>
     <w:p>
       <w:pPr>
